--- a/checklist/pages/polityka-cookies/polityka-cookies.en.docx
+++ b/checklist/pages/polityka-cookies/polityka-cookies.en.docx
@@ -79,7 +79,7 @@
         <w:pStyle w:val="ListNumber"/>
       </w:pPr>
       <w:r>
-        <w:t>Functional cookies of payment providers — Przelewy24, Klarna, PayPo — to the extent necessary to process payments.</w:t>
+        <w:t>Payment providers — Przelewy24, Klarna, PayPo — only to the extent necessary to complete a payment initiated by the User; treated as strictly necessary and not requiring consent.</w:t>
       </w:r>
     </w:p>
     <w:p>

--- a/checklist/pages/polityka-cookies/polityka-cookies.en.docx
+++ b/checklist/pages/polityka-cookies/polityka-cookies.en.docx
@@ -21,7 +21,7 @@
     </w:p>
     <w:p>
       <w:r>
-        <w:t>La Petite Bloom online store · LPB Sp. z o.o. · in force from 24.06.2026</w:t>
+        <w:t>La Petite Bloom online store · LPB Sp. z o.o. · in force from 01.09.2026 · version 1.0</w:t>
       </w:r>
     </w:p>
     <w:p>
